--- a/Coding 1 - year/Unit 5 - Functions and Modularity/Daily Lesson Plans/Word/Day 102.docx
+++ b/Coding 1 - year/Unit 5 - Functions and Modularity/Daily Lesson Plans/Word/Day 102.docx
@@ -50,12 +50,15 @@
               </w:rPr>
               <w:t xml:space="preserve">Coding I — Full Year</w:t>
             </w:r>
-          </w:p>
-          <w:p>
-            <w:pPr>
-              <w:spacing w:before="40"/>
-              <w:jc w:val="center"/>
-            </w:pPr>
+            <w:r>
+              <w:rPr>
+                <w:rFonts w:ascii="Arial" w:cs="Arial" w:eastAsia="Arial" w:hAnsi="Arial"/>
+                <w:sz w:val="16"/>
+                <w:szCs w:val="16"/>
+              </w:rPr>
+              <w:br/>
+              <w:t xml:space="preserve"/>
+            </w:r>
             <w:r>
               <w:rPr>
                 <w:rFonts w:ascii="Arial" w:cs="Arial" w:eastAsia="Arial" w:hAnsi="Arial"/>
@@ -83,7 +86,7 @@
           <w:rFonts w:ascii="Arial" w:cs="Arial" w:eastAsia="Arial" w:hAnsi="Arial"/>
           <w:b/>
           <w:bCs/>
-          <w:color w:val="1F3864"/>
+          <w:color w:val="2B5797"/>
           <w:sz w:val="32"/>
           <w:szCs w:val="32"/>
         </w:rPr>
@@ -261,9 +264,9 @@
               <w:right w:val="single" w:color="CCCCCC" w:sz="1"/>
             </w:tcBorders>
             <w:tcMar>
-              <w:top w:type="dxa" w:w="60"/>
+              <w:top w:type="dxa" w:w="80"/>
               <w:left w:type="dxa" w:w="120"/>
-              <w:bottom w:type="dxa" w:w="60"/>
+              <w:bottom w:type="dxa" w:w="80"/>
               <w:right w:type="dxa" w:w="120"/>
             </w:tcMar>
           </w:tcPr>
@@ -290,20 +293,213 @@
               <w:right w:val="single" w:color="CCCCCC" w:sz="1"/>
             </w:tcBorders>
             <w:tcMar>
-              <w:top w:type="dxa" w:w="60"/>
+              <w:top w:type="dxa" w:w="80"/>
               <w:left w:type="dxa" w:w="120"/>
-              <w:bottom w:type="dxa" w:w="60"/>
+              <w:bottom w:type="dxa" w:w="80"/>
               <w:right w:type="dxa" w:w="120"/>
             </w:tcMar>
           </w:tcPr>
           <w:p>
-            <w:r>
-              <w:rPr>
-                <w:rFonts w:ascii="Arial" w:cs="Arial" w:eastAsia="Arial" w:hAnsi="Arial"/>
-                <w:sz w:val="20"/>
-                <w:szCs w:val="20"/>
+            <w:pPr>
+              <w:spacing w:after="80" w:before="80"/>
+            </w:pPr>
+            <w:r>
+              <w:rPr>
+                <w:rFonts w:ascii="Arial" w:cs="Arial" w:eastAsia="Arial" w:hAnsi="Arial"/>
+                <w:b/>
+                <w:bCs/>
+                <w:i w:val="false"/>
+                <w:iCs w:val="false"/>
+                <w:color w:val="000000"/>
+                <w:sz w:val="22"/>
+                <w:szCs w:val="22"/>
               </w:rPr>
               <w:t xml:space="preserve">Bell Ringer / Review</w:t>
+            </w:r>
+            <w:r>
+              <w:rPr>
+                <w:rFonts w:ascii="Arial" w:cs="Arial" w:eastAsia="Arial" w:hAnsi="Arial"/>
+                <w:sz w:val="20"/>
+                <w:szCs w:val="20"/>
+              </w:rPr>
+              <w:br/>
+              <w:t xml:space="preserve"/>
+            </w:r>
+            <w:r>
+              <w:rPr>
+                <w:rFonts w:ascii="Arial" w:cs="Arial" w:eastAsia="Arial" w:hAnsi="Arial"/>
+                <w:sz w:val="20"/>
+                <w:szCs w:val="20"/>
+              </w:rPr>
+              <w:br/>
+              <w:t xml:space="preserve"/>
+            </w:r>
+            <w:r>
+              <w:rPr>
+                <w:rFonts w:ascii="Arial" w:cs="Arial" w:eastAsia="Arial" w:hAnsi="Arial"/>
+                <w:b/>
+                <w:bCs/>
+                <w:i w:val="false"/>
+                <w:iCs w:val="false"/>
+                <w:color w:val="000000"/>
+                <w:sz w:val="20"/>
+                <w:szCs w:val="20"/>
+              </w:rPr>
+              <w:t xml:space="preserve">Quick Write </w:t>
+            </w:r>
+            <w:r>
+              <w:rPr>
+                <w:rFonts w:ascii="Arial" w:cs="Arial" w:eastAsia="Arial" w:hAnsi="Arial"/>
+                <w:b w:val="false"/>
+                <w:bCs w:val="false"/>
+                <w:i w:val="false"/>
+                <w:iCs w:val="false"/>
+                <w:color w:val="000000"/>
+                <w:sz w:val="20"/>
+                <w:szCs w:val="20"/>
+              </w:rPr>
+              <w:t xml:space="preserve">(3 min — written or verbal):</w:t>
+            </w:r>
+            <w:r>
+              <w:rPr>
+                <w:rFonts w:ascii="Arial" w:cs="Arial" w:eastAsia="Arial" w:hAnsi="Arial"/>
+                <w:sz w:val="20"/>
+                <w:szCs w:val="20"/>
+              </w:rPr>
+              <w:br/>
+              <w:t xml:space="preserve"/>
+            </w:r>
+            <w:r>
+              <w:rPr>
+                <w:rFonts w:ascii="Arial" w:cs="Arial" w:eastAsia="Arial" w:hAnsi="Arial"/>
+                <w:b w:val="false"/>
+                <w:bCs w:val="false"/>
+                <w:i w:val="false"/>
+                <w:iCs w:val="false"/>
+                <w:color w:val="000000"/>
+                <w:sz w:val="20"/>
+                <w:szCs w:val="20"/>
+              </w:rPr>
+              <w:t xml:space="preserve">    In your own words: I understand the `global` keyword, why it exists, and why good design avoids it?</w:t>
+            </w:r>
+            <w:r>
+              <w:rPr>
+                <w:rFonts w:ascii="Arial" w:cs="Arial" w:eastAsia="Arial" w:hAnsi="Arial"/>
+                <w:sz w:val="20"/>
+                <w:szCs w:val="20"/>
+              </w:rPr>
+              <w:br/>
+              <w:t xml:space="preserve"/>
+            </w:r>
+            <w:r>
+              <w:rPr>
+                <w:rFonts w:ascii="Arial" w:cs="Arial" w:eastAsia="Arial" w:hAnsi="Arial"/>
+                <w:sz w:val="20"/>
+                <w:szCs w:val="20"/>
+              </w:rPr>
+              <w:br/>
+              <w:t xml:space="preserve"/>
+            </w:r>
+            <w:r>
+              <w:rPr>
+                <w:rFonts w:ascii="Arial" w:cs="Arial" w:eastAsia="Arial" w:hAnsi="Arial"/>
+                <w:b/>
+                <w:bCs/>
+                <w:i w:val="false"/>
+                <w:iCs w:val="false"/>
+                <w:color w:val="000000"/>
+                <w:sz w:val="20"/>
+                <w:szCs w:val="20"/>
+              </w:rPr>
+              <w:t xml:space="preserve">Vocabulary Preview — </w:t>
+            </w:r>
+            <w:r>
+              <w:rPr>
+                <w:rFonts w:ascii="Arial" w:cs="Arial" w:eastAsia="Arial" w:hAnsi="Arial"/>
+                <w:b w:val="false"/>
+                <w:bCs w:val="false"/>
+                <w:i w:val="false"/>
+                <w:iCs w:val="false"/>
+                <w:color w:val="000000"/>
+                <w:sz w:val="20"/>
+                <w:szCs w:val="20"/>
+              </w:rPr>
+              <w:t xml:space="preserve">terms we'll use today:</w:t>
+            </w:r>
+            <w:r>
+              <w:rPr>
+                <w:rFonts w:ascii="Arial" w:cs="Arial" w:eastAsia="Arial" w:hAnsi="Arial"/>
+                <w:sz w:val="20"/>
+                <w:szCs w:val="20"/>
+              </w:rPr>
+              <w:br/>
+              <w:t xml:space="preserve"/>
+            </w:r>
+            <w:r>
+              <w:rPr>
+                <w:rFonts w:ascii="Arial" w:cs="Arial" w:eastAsia="Arial" w:hAnsi="Arial"/>
+                <w:b w:val="false"/>
+                <w:bCs w:val="false"/>
+                <w:i w:val="false"/>
+                <w:iCs w:val="false"/>
+                <w:color w:val="000000"/>
+                <w:sz w:val="20"/>
+                <w:szCs w:val="20"/>
+              </w:rPr>
+              <w:t xml:space="preserve">    • `global` keyword   •   Example   •   hidden dependencies   •   side effects   •   Better design   •   return values</w:t>
+            </w:r>
+            <w:r>
+              <w:rPr>
+                <w:rFonts w:ascii="Arial" w:cs="Arial" w:eastAsia="Arial" w:hAnsi="Arial"/>
+                <w:sz w:val="20"/>
+                <w:szCs w:val="20"/>
+              </w:rPr>
+              <w:br/>
+              <w:t xml:space="preserve"/>
+            </w:r>
+            <w:r>
+              <w:rPr>
+                <w:rFonts w:ascii="Arial" w:cs="Arial" w:eastAsia="Arial" w:hAnsi="Arial"/>
+                <w:sz w:val="20"/>
+                <w:szCs w:val="20"/>
+              </w:rPr>
+              <w:br/>
+              <w:t xml:space="preserve"/>
+            </w:r>
+            <w:r>
+              <w:rPr>
+                <w:rFonts w:ascii="Arial" w:cs="Arial" w:eastAsia="Arial" w:hAnsi="Arial"/>
+                <w:b w:val="false"/>
+                <w:bCs w:val="false"/>
+                <w:i/>
+                <w:iCs/>
+                <w:color w:val="444444"/>
+                <w:sz w:val="20"/>
+                <w:szCs w:val="20"/>
+              </w:rPr>
+              <w:t xml:space="preserve">Today's Goal: By the end of class you will be able to I understand the `global` keyword, why it exists, and why good design avoids it.</w:t>
+            </w:r>
+            <w:r>
+              <w:rPr>
+                <w:rFonts w:ascii="Arial" w:cs="Arial" w:eastAsia="Arial" w:hAnsi="Arial"/>
+                <w:sz w:val="20"/>
+                <w:szCs w:val="20"/>
+              </w:rPr>
+              <w:br/>
+              <w:t xml:space="preserve"/>
+            </w:r>
+            <w:r>
+              <w:rPr>
+                <w:rFonts w:ascii="Arial" w:cs="Arial" w:eastAsia="Arial" w:hAnsi="Arial"/>
+                <w:b w:val="false"/>
+                <w:bCs w:val="false"/>
+                <w:i/>
+                <w:iCs/>
+                <w:color w:val="555555"/>
+                <w:sz w:val="20"/>
+                <w:szCs w:val="20"/>
+              </w:rPr>
+              <w:t xml:space="preserve">→ Pair-share your response, then 2–3 students share with the class.</w:t>
             </w:r>
           </w:p>
         </w:tc>
@@ -319,9 +515,9 @@
               <w:right w:val="single" w:color="CCCCCC" w:sz="1"/>
             </w:tcBorders>
             <w:tcMar>
-              <w:top w:type="dxa" w:w="60"/>
+              <w:top w:type="dxa" w:w="80"/>
               <w:left w:type="dxa" w:w="120"/>
-              <w:bottom w:type="dxa" w:w="60"/>
+              <w:bottom w:type="dxa" w:w="80"/>
               <w:right w:type="dxa" w:w="120"/>
             </w:tcMar>
           </w:tcPr>
@@ -348,20 +544,261 @@
               <w:right w:val="single" w:color="CCCCCC" w:sz="1"/>
             </w:tcBorders>
             <w:tcMar>
-              <w:top w:type="dxa" w:w="60"/>
+              <w:top w:type="dxa" w:w="80"/>
               <w:left w:type="dxa" w:w="120"/>
-              <w:bottom w:type="dxa" w:w="60"/>
+              <w:bottom w:type="dxa" w:w="80"/>
               <w:right w:type="dxa" w:w="120"/>
             </w:tcMar>
           </w:tcPr>
           <w:p>
-            <w:r>
-              <w:rPr>
-                <w:rFonts w:ascii="Arial" w:cs="Arial" w:eastAsia="Arial" w:hAnsi="Arial"/>
-                <w:sz w:val="20"/>
-                <w:szCs w:val="20"/>
-              </w:rPr>
-              <w:t xml:space="preserve">Mini Lesson: The Global Keyword and Why to Avoid It</w:t>
+            <w:pPr>
+              <w:spacing w:after="80" w:before="80"/>
+            </w:pPr>
+            <w:r>
+              <w:rPr>
+                <w:rFonts w:ascii="Arial" w:cs="Arial" w:eastAsia="Arial" w:hAnsi="Arial"/>
+                <w:b/>
+                <w:bCs/>
+                <w:i w:val="false"/>
+                <w:iCs w:val="false"/>
+                <w:color w:val="000000"/>
+                <w:sz w:val="22"/>
+                <w:szCs w:val="22"/>
+              </w:rPr>
+              <w:t xml:space="preserve">Mini Lesson: </w:t>
+            </w:r>
+            <w:r>
+              <w:rPr>
+                <w:rFonts w:ascii="Arial" w:cs="Arial" w:eastAsia="Arial" w:hAnsi="Arial"/>
+                <w:b w:val="false"/>
+                <w:bCs w:val="false"/>
+                <w:i w:val="false"/>
+                <w:iCs w:val="false"/>
+                <w:color w:val="000000"/>
+                <w:sz w:val="22"/>
+                <w:szCs w:val="22"/>
+              </w:rPr>
+              <w:t xml:space="preserve">The Global Keyword and Why to Avoid It</w:t>
+            </w:r>
+            <w:r>
+              <w:rPr>
+                <w:rFonts w:ascii="Arial" w:cs="Arial" w:eastAsia="Arial" w:hAnsi="Arial"/>
+                <w:sz w:val="20"/>
+                <w:szCs w:val="20"/>
+              </w:rPr>
+              <w:br/>
+              <w:t xml:space="preserve"/>
+            </w:r>
+            <w:r>
+              <w:rPr>
+                <w:rFonts w:ascii="Arial" w:cs="Arial" w:eastAsia="Arial" w:hAnsi="Arial"/>
+                <w:sz w:val="20"/>
+                <w:szCs w:val="20"/>
+              </w:rPr>
+              <w:br/>
+              <w:t xml:space="preserve"/>
+            </w:r>
+            <w:r>
+              <w:rPr>
+                <w:rFonts w:ascii="Arial" w:cs="Arial" w:eastAsia="Arial" w:hAnsi="Arial"/>
+                <w:b/>
+                <w:bCs/>
+                <w:i/>
+                <w:iCs/>
+                <w:color w:val="000000"/>
+                <w:sz w:val="20"/>
+                <w:szCs w:val="20"/>
+              </w:rPr>
+              <w:t xml:space="preserve">Learning Target: </w:t>
+            </w:r>
+            <w:r>
+              <w:rPr>
+                <w:rFonts w:ascii="Arial" w:cs="Arial" w:eastAsia="Arial" w:hAnsi="Arial"/>
+                <w:b w:val="false"/>
+                <w:bCs w:val="false"/>
+                <w:i/>
+                <w:iCs/>
+                <w:color w:val="333333"/>
+                <w:sz w:val="20"/>
+                <w:szCs w:val="20"/>
+              </w:rPr>
+              <w:t xml:space="preserve">I understand the `global` keyword, why it exists, and why good design avoids it.</w:t>
+            </w:r>
+            <w:r>
+              <w:rPr>
+                <w:rFonts w:ascii="Arial" w:cs="Arial" w:eastAsia="Arial" w:hAnsi="Arial"/>
+                <w:sz w:val="20"/>
+                <w:szCs w:val="20"/>
+              </w:rPr>
+              <w:br/>
+              <w:t xml:space="preserve"/>
+            </w:r>
+            <w:r>
+              <w:rPr>
+                <w:rFonts w:ascii="Arial" w:cs="Arial" w:eastAsia="Arial" w:hAnsi="Arial"/>
+                <w:sz w:val="20"/>
+                <w:szCs w:val="20"/>
+              </w:rPr>
+              <w:br/>
+              <w:t xml:space="preserve"/>
+            </w:r>
+            <w:r>
+              <w:rPr>
+                <w:rFonts w:ascii="Arial" w:cs="Arial" w:eastAsia="Arial" w:hAnsi="Arial"/>
+                <w:b w:val="false"/>
+                <w:bCs w:val="false"/>
+                <w:i w:val="false"/>
+                <w:iCs w:val="false"/>
+                <w:color w:val="000000"/>
+                <w:sz w:val="20"/>
+                <w:szCs w:val="20"/>
+              </w:rPr>
+              <w:t xml:space="preserve">Yesterday, we learned that variables created inside a function are local and don't affect global variables. But what if you *want* a function to modify a global variable? That's where the global keyword comes in.</w:t>
+            </w:r>
+            <w:r>
+              <w:rPr>
+                <w:rFonts w:ascii="Arial" w:cs="Arial" w:eastAsia="Arial" w:hAnsi="Arial"/>
+                <w:sz w:val="20"/>
+                <w:szCs w:val="20"/>
+              </w:rPr>
+              <w:br/>
+              <w:t xml:space="preserve"/>
+            </w:r>
+            <w:r>
+              <w:rPr>
+                <w:rFonts w:ascii="Arial" w:cs="Arial" w:eastAsia="Arial" w:hAnsi="Arial"/>
+                <w:b w:val="false"/>
+                <w:bCs w:val="false"/>
+                <w:i w:val="false"/>
+                <w:iCs w:val="false"/>
+                <w:color w:val="000000"/>
+                <w:sz w:val="20"/>
+                <w:szCs w:val="20"/>
+              </w:rPr>
+              <w:t xml:space="preserve">By writing global variable_name inside a function, you tell Python: "When I use this variable name, I'm referring to the global version, not a local one." Now if you assign to that variable, you're modifying the global one.</w:t>
+            </w:r>
+            <w:r>
+              <w:rPr>
+                <w:rFonts w:ascii="Arial" w:cs="Arial" w:eastAsia="Arial" w:hAnsi="Arial"/>
+                <w:sz w:val="20"/>
+                <w:szCs w:val="20"/>
+              </w:rPr>
+              <w:br/>
+              <w:t xml:space="preserve"/>
+            </w:r>
+            <w:r>
+              <w:rPr>
+                <w:rFonts w:ascii="Arial" w:cs="Arial" w:eastAsia="Arial" w:hAnsi="Arial"/>
+                <w:sz w:val="20"/>
+                <w:szCs w:val="20"/>
+              </w:rPr>
+              <w:br/>
+              <w:t xml:space="preserve"/>
+            </w:r>
+            <w:r>
+              <w:rPr>
+                <w:rFonts w:ascii="Arial" w:cs="Arial" w:eastAsia="Arial" w:hAnsi="Arial"/>
+                <w:b/>
+                <w:bCs/>
+                <w:i w:val="false"/>
+                <w:iCs w:val="false"/>
+                <w:color w:val="000000"/>
+                <w:sz w:val="20"/>
+                <w:szCs w:val="20"/>
+              </w:rPr>
+              <w:t xml:space="preserve">Vocabulary: </w:t>
+            </w:r>
+            <w:r>
+              <w:rPr>
+                <w:rFonts w:ascii="Arial" w:cs="Arial" w:eastAsia="Arial" w:hAnsi="Arial"/>
+                <w:b w:val="false"/>
+                <w:bCs w:val="false"/>
+                <w:i w:val="false"/>
+                <w:iCs w:val="false"/>
+                <w:color w:val="000000"/>
+                <w:sz w:val="20"/>
+                <w:szCs w:val="20"/>
+              </w:rPr>
+              <w:t xml:space="preserve">`global` keyword, Example, hidden dependencies, side effects, Better design, return values</w:t>
+            </w:r>
+            <w:r>
+              <w:rPr>
+                <w:rFonts w:ascii="Arial" w:cs="Arial" w:eastAsia="Arial" w:hAnsi="Arial"/>
+                <w:sz w:val="20"/>
+                <w:szCs w:val="20"/>
+              </w:rPr>
+              <w:br/>
+              <w:t xml:space="preserve"/>
+            </w:r>
+            <w:r>
+              <w:rPr>
+                <w:rFonts w:ascii="Arial" w:cs="Arial" w:eastAsia="Arial" w:hAnsi="Arial"/>
+                <w:sz w:val="20"/>
+                <w:szCs w:val="20"/>
+              </w:rPr>
+              <w:br/>
+              <w:t xml:space="preserve"/>
+            </w:r>
+            <w:r>
+              <w:rPr>
+                <w:rFonts w:ascii="Arial" w:cs="Arial" w:eastAsia="Arial" w:hAnsi="Arial"/>
+                <w:b/>
+                <w:bCs/>
+                <w:i/>
+                <w:iCs/>
+                <w:color w:val="555555"/>
+                <w:sz w:val="20"/>
+                <w:szCs w:val="20"/>
+              </w:rPr>
+              <w:t xml:space="preserve">→ Live Demo — </w:t>
+            </w:r>
+            <w:r>
+              <w:rPr>
+                <w:rFonts w:ascii="Arial" w:cs="Arial" w:eastAsia="Arial" w:hAnsi="Arial"/>
+                <w:b w:val="false"/>
+                <w:bCs w:val="false"/>
+                <w:i/>
+                <w:iCs/>
+                <w:color w:val="555555"/>
+                <w:sz w:val="20"/>
+                <w:szCs w:val="20"/>
+              </w:rPr>
+              <w:t xml:space="preserve">type examples as students follow along in their own editor.</w:t>
+            </w:r>
+            <w:r>
+              <w:rPr>
+                <w:rFonts w:ascii="Arial" w:cs="Arial" w:eastAsia="Arial" w:hAnsi="Arial"/>
+                <w:sz w:val="20"/>
+                <w:szCs w:val="20"/>
+              </w:rPr>
+              <w:br/>
+              <w:t xml:space="preserve"/>
+            </w:r>
+            <w:r>
+              <w:rPr>
+                <w:rFonts w:ascii="Arial" w:cs="Arial" w:eastAsia="Arial" w:hAnsi="Arial"/>
+                <w:b/>
+                <w:bCs/>
+                <w:i/>
+                <w:iCs/>
+                <w:color w:val="555555"/>
+                <w:sz w:val="20"/>
+                <w:szCs w:val="20"/>
+              </w:rPr>
+              <w:t xml:space="preserve">→ Check for Understanding: </w:t>
+            </w:r>
+            <w:r>
+              <w:rPr>
+                <w:rFonts w:ascii="Arial" w:cs="Arial" w:eastAsia="Arial" w:hAnsi="Arial"/>
+                <w:b w:val="false"/>
+                <w:bCs w:val="false"/>
+                <w:i/>
+                <w:iCs/>
+                <w:color w:val="555555"/>
+                <w:sz w:val="20"/>
+                <w:szCs w:val="20"/>
+              </w:rPr>
+              <w:t xml:space="preserve">pause and cold-call: “Can someone explain what we just did in their own words?”</w:t>
             </w:r>
           </w:p>
         </w:tc>
@@ -377,9 +814,9 @@
               <w:right w:val="single" w:color="CCCCCC" w:sz="1"/>
             </w:tcBorders>
             <w:tcMar>
-              <w:top w:type="dxa" w:w="60"/>
+              <w:top w:type="dxa" w:w="80"/>
               <w:left w:type="dxa" w:w="120"/>
-              <w:bottom w:type="dxa" w:w="60"/>
+              <w:bottom w:type="dxa" w:w="80"/>
               <w:right w:type="dxa" w:w="120"/>
             </w:tcMar>
           </w:tcPr>
@@ -406,20 +843,90 @@
               <w:right w:val="single" w:color="CCCCCC" w:sz="1"/>
             </w:tcBorders>
             <w:tcMar>
-              <w:top w:type="dxa" w:w="60"/>
+              <w:top w:type="dxa" w:w="80"/>
               <w:left w:type="dxa" w:w="120"/>
-              <w:bottom w:type="dxa" w:w="60"/>
+              <w:bottom w:type="dxa" w:w="80"/>
               <w:right w:type="dxa" w:w="120"/>
             </w:tcMar>
           </w:tcPr>
           <w:p>
-            <w:r>
-              <w:rPr>
-                <w:rFonts w:ascii="Arial" w:cs="Arial" w:eastAsia="Arial" w:hAnsi="Arial"/>
-                <w:sz w:val="20"/>
-                <w:szCs w:val="20"/>
+            <w:pPr>
+              <w:spacing w:after="80" w:before="80"/>
+            </w:pPr>
+            <w:r>
+              <w:rPr>
+                <w:rFonts w:ascii="Arial" w:cs="Arial" w:eastAsia="Arial" w:hAnsi="Arial"/>
+                <w:b/>
+                <w:bCs/>
+                <w:i w:val="false"/>
+                <w:iCs w:val="false"/>
+                <w:color w:val="000000"/>
+                <w:sz w:val="22"/>
+                <w:szCs w:val="22"/>
               </w:rPr>
               <w:t xml:space="preserve">Guided Practice</w:t>
+            </w:r>
+            <w:r>
+              <w:rPr>
+                <w:rFonts w:ascii="Arial" w:cs="Arial" w:eastAsia="Arial" w:hAnsi="Arial"/>
+                <w:sz w:val="20"/>
+                <w:szCs w:val="20"/>
+              </w:rPr>
+              <w:br/>
+              <w:t xml:space="preserve"/>
+            </w:r>
+            <w:r>
+              <w:rPr>
+                <w:rFonts w:ascii="Arial" w:cs="Arial" w:eastAsia="Arial" w:hAnsi="Arial"/>
+                <w:sz w:val="20"/>
+                <w:szCs w:val="20"/>
+              </w:rPr>
+              <w:br/>
+              <w:t xml:space="preserve"/>
+            </w:r>
+            <w:r>
+              <w:rPr>
+                <w:rFonts w:ascii="Arial" w:cs="Arial" w:eastAsia="Arial" w:hAnsi="Arial"/>
+                <w:b w:val="false"/>
+                <w:bCs w:val="false"/>
+                <w:i w:val="false"/>
+                <w:iCs w:val="false"/>
+                <w:color w:val="000000"/>
+                <w:sz w:val="20"/>
+                <w:szCs w:val="20"/>
+              </w:rPr>
+              <w:t xml:space="preserve">1. Write a global variable bank_balance = 100. Write a function withdraw(amount) that uses the global keyword to modify the balance. Call it twice and print the balance.</w:t>
+            </w:r>
+            <w:r>
+              <w:rPr>
+                <w:rFonts w:ascii="Arial" w:cs="Arial" w:eastAsia="Arial" w:hAnsi="Arial"/>
+                <w:sz w:val="20"/>
+                <w:szCs w:val="20"/>
+              </w:rPr>
+              <w:br/>
+              <w:t xml:space="preserve"/>
+            </w:r>
+            <w:r>
+              <w:rPr>
+                <w:rFonts w:ascii="Arial" w:cs="Arial" w:eastAsia="Arial" w:hAnsi="Arial"/>
+                <w:sz w:val="20"/>
+                <w:szCs w:val="20"/>
+              </w:rPr>
+              <w:br/>
+              <w:t xml:space="preserve"/>
+            </w:r>
+            <w:r>
+              <w:rPr>
+                <w:rFonts w:ascii="Arial" w:cs="Arial" w:eastAsia="Arial" w:hAnsi="Arial"/>
+                <w:b w:val="false"/>
+                <w:bCs w:val="false"/>
+                <w:i/>
+                <w:iCs/>
+                <w:color w:val="555555"/>
+                <w:sz w:val="20"/>
+                <w:szCs w:val="20"/>
+              </w:rPr>
+              <w:t xml:space="preserve">→ Teacher models — students try alongside, then compare results.</w:t>
             </w:r>
           </w:p>
         </w:tc>
@@ -435,9 +942,9 @@
               <w:right w:val="single" w:color="CCCCCC" w:sz="1"/>
             </w:tcBorders>
             <w:tcMar>
-              <w:top w:type="dxa" w:w="60"/>
+              <w:top w:type="dxa" w:w="80"/>
               <w:left w:type="dxa" w:w="120"/>
-              <w:bottom w:type="dxa" w:w="60"/>
+              <w:bottom w:type="dxa" w:w="80"/>
               <w:right w:type="dxa" w:w="120"/>
             </w:tcMar>
           </w:tcPr>
@@ -450,7 +957,7 @@
                 <w:sz w:val="20"/>
                 <w:szCs w:val="20"/>
               </w:rPr>
-              <w:t xml:space="preserve">15-20 min</w:t>
+              <w:t xml:space="preserve">15–20 min</w:t>
             </w:r>
           </w:p>
         </w:tc>
@@ -464,20 +971,164 @@
               <w:right w:val="single" w:color="CCCCCC" w:sz="1"/>
             </w:tcBorders>
             <w:tcMar>
-              <w:top w:type="dxa" w:w="60"/>
+              <w:top w:type="dxa" w:w="80"/>
               <w:left w:type="dxa" w:w="120"/>
-              <w:bottom w:type="dxa" w:w="60"/>
+              <w:bottom w:type="dxa" w:w="80"/>
               <w:right w:type="dxa" w:w="120"/>
             </w:tcMar>
           </w:tcPr>
           <w:p>
-            <w:r>
-              <w:rPr>
-                <w:rFonts w:ascii="Arial" w:cs="Arial" w:eastAsia="Arial" w:hAnsi="Arial"/>
-                <w:sz w:val="20"/>
-                <w:szCs w:val="20"/>
+            <w:pPr>
+              <w:spacing w:after="80" w:before="80"/>
+            </w:pPr>
+            <w:r>
+              <w:rPr>
+                <w:rFonts w:ascii="Arial" w:cs="Arial" w:eastAsia="Arial" w:hAnsi="Arial"/>
+                <w:b/>
+                <w:bCs/>
+                <w:i w:val="false"/>
+                <w:iCs w:val="false"/>
+                <w:color w:val="000000"/>
+                <w:sz w:val="22"/>
+                <w:szCs w:val="22"/>
               </w:rPr>
               <w:t xml:space="preserve">Independent Practice / Code Along</w:t>
+            </w:r>
+            <w:r>
+              <w:rPr>
+                <w:rFonts w:ascii="Arial" w:cs="Arial" w:eastAsia="Arial" w:hAnsi="Arial"/>
+                <w:sz w:val="20"/>
+                <w:szCs w:val="20"/>
+              </w:rPr>
+              <w:br/>
+              <w:t xml:space="preserve"/>
+            </w:r>
+            <w:r>
+              <w:rPr>
+                <w:rFonts w:ascii="Arial" w:cs="Arial" w:eastAsia="Arial" w:hAnsi="Arial"/>
+                <w:b/>
+                <w:bCs/>
+                <w:i w:val="false"/>
+                <w:iCs w:val="false"/>
+                <w:color w:val="000000"/>
+                <w:sz w:val="20"/>
+                <w:szCs w:val="20"/>
+              </w:rPr>
+              <w:t xml:space="preserve">    Beginner: </w:t>
+            </w:r>
+            <w:r>
+              <w:rPr>
+                <w:rFonts w:ascii="Arial" w:cs="Arial" w:eastAsia="Arial" w:hAnsi="Arial"/>
+                <w:b w:val="false"/>
+                <w:bCs w:val="false"/>
+                <w:i w:val="false"/>
+                <w:iCs w:val="false"/>
+                <w:color w:val="000000"/>
+                <w:sz w:val="20"/>
+                <w:szCs w:val="20"/>
+              </w:rPr>
+              <w:t xml:space="preserve">Write a program with a global variable name = "". Write a function set_name(new_name) that uses global to modify the global name. Call it an…</w:t>
+            </w:r>
+            <w:r>
+              <w:rPr>
+                <w:rFonts w:ascii="Arial" w:cs="Arial" w:eastAsia="Arial" w:hAnsi="Arial"/>
+                <w:sz w:val="20"/>
+                <w:szCs w:val="20"/>
+              </w:rPr>
+              <w:br/>
+              <w:t xml:space="preserve"/>
+            </w:r>
+            <w:r>
+              <w:rPr>
+                <w:rFonts w:ascii="Arial" w:cs="Arial" w:eastAsia="Arial" w:hAnsi="Arial"/>
+                <w:b/>
+                <w:bCs/>
+                <w:i w:val="false"/>
+                <w:iCs w:val="false"/>
+                <w:color w:val="000000"/>
+                <w:sz w:val="20"/>
+                <w:szCs w:val="20"/>
+              </w:rPr>
+              <w:t xml:space="preserve">    Intermediate: </w:t>
+            </w:r>
+            <w:r>
+              <w:rPr>
+                <w:rFonts w:ascii="Arial" w:cs="Arial" w:eastAsia="Arial" w:hAnsi="Arial"/>
+                <w:b w:val="false"/>
+                <w:bCs w:val="false"/>
+                <w:i w:val="false"/>
+                <w:iCs w:val="false"/>
+                <w:color w:val="000000"/>
+                <w:sz w:val="20"/>
+                <w:szCs w:val="20"/>
+              </w:rPr>
+              <w:t xml:space="preserve">Rewrite Problem 1 WITHOUT using global. Instead, have set_name(new_name) return the name, and assign it back to the global variable in the m…</w:t>
+            </w:r>
+            <w:r>
+              <w:rPr>
+                <w:rFonts w:ascii="Arial" w:cs="Arial" w:eastAsia="Arial" w:hAnsi="Arial"/>
+                <w:sz w:val="20"/>
+                <w:szCs w:val="20"/>
+              </w:rPr>
+              <w:br/>
+              <w:t xml:space="preserve"/>
+            </w:r>
+            <w:r>
+              <w:rPr>
+                <w:rFonts w:ascii="Arial" w:cs="Arial" w:eastAsia="Arial" w:hAnsi="Arial"/>
+                <w:b/>
+                <w:bCs/>
+                <w:i w:val="false"/>
+                <w:iCs w:val="false"/>
+                <w:color w:val="000000"/>
+                <w:sz w:val="20"/>
+                <w:szCs w:val="20"/>
+              </w:rPr>
+              <w:t xml:space="preserve">    Challenge: </w:t>
+            </w:r>
+            <w:r>
+              <w:rPr>
+                <w:rFonts w:ascii="Arial" w:cs="Arial" w:eastAsia="Arial" w:hAnsi="Arial"/>
+                <w:b w:val="false"/>
+                <w:bCs w:val="false"/>
+                <w:i w:val="false"/>
+                <w:iCs w:val="false"/>
+                <w:color w:val="000000"/>
+                <w:sz w:val="20"/>
+                <w:szCs w:val="20"/>
+              </w:rPr>
+              <w:t xml:space="preserve">Write two functions: calculate_total(items) and apply_tax(amount, tax_rate). Both should return values (no global keyword). Then write a mai…</w:t>
+            </w:r>
+            <w:r>
+              <w:rPr>
+                <w:rFonts w:ascii="Arial" w:cs="Arial" w:eastAsia="Arial" w:hAnsi="Arial"/>
+                <w:sz w:val="20"/>
+                <w:szCs w:val="20"/>
+              </w:rPr>
+              <w:br/>
+              <w:t xml:space="preserve"/>
+            </w:r>
+            <w:r>
+              <w:rPr>
+                <w:rFonts w:ascii="Arial" w:cs="Arial" w:eastAsia="Arial" w:hAnsi="Arial"/>
+                <w:sz w:val="20"/>
+                <w:szCs w:val="20"/>
+              </w:rPr>
+              <w:br/>
+              <w:t xml:space="preserve"/>
+            </w:r>
+            <w:r>
+              <w:rPr>
+                <w:rFonts w:ascii="Arial" w:cs="Arial" w:eastAsia="Arial" w:hAnsi="Arial"/>
+                <w:b w:val="false"/>
+                <w:bCs w:val="false"/>
+                <w:i/>
+                <w:iCs/>
+                <w:color w:val="555555"/>
+                <w:sz w:val="20"/>
+                <w:szCs w:val="20"/>
+              </w:rPr>
+              <w:t xml:space="preserve">→ Teacher circulates — offer hints, check for understanding.</w:t>
             </w:r>
           </w:p>
         </w:tc>
@@ -493,9 +1144,9 @@
               <w:right w:val="single" w:color="CCCCCC" w:sz="1"/>
             </w:tcBorders>
             <w:tcMar>
-              <w:top w:type="dxa" w:w="60"/>
+              <w:top w:type="dxa" w:w="80"/>
               <w:left w:type="dxa" w:w="120"/>
-              <w:bottom w:type="dxa" w:w="60"/>
+              <w:bottom w:type="dxa" w:w="80"/>
               <w:right w:type="dxa" w:w="120"/>
             </w:tcMar>
           </w:tcPr>
@@ -522,20 +1173,90 @@
               <w:right w:val="single" w:color="CCCCCC" w:sz="1"/>
             </w:tcBorders>
             <w:tcMar>
-              <w:top w:type="dxa" w:w="60"/>
+              <w:top w:type="dxa" w:w="80"/>
               <w:left w:type="dxa" w:w="120"/>
-              <w:bottom w:type="dxa" w:w="60"/>
+              <w:bottom w:type="dxa" w:w="80"/>
               <w:right w:type="dxa" w:w="120"/>
             </w:tcMar>
           </w:tcPr>
           <w:p>
-            <w:r>
-              <w:rPr>
-                <w:rFonts w:ascii="Arial" w:cs="Arial" w:eastAsia="Arial" w:hAnsi="Arial"/>
-                <w:sz w:val="20"/>
-                <w:szCs w:val="20"/>
+            <w:pPr>
+              <w:spacing w:after="80" w:before="80"/>
+            </w:pPr>
+            <w:r>
+              <w:rPr>
+                <w:rFonts w:ascii="Arial" w:cs="Arial" w:eastAsia="Arial" w:hAnsi="Arial"/>
+                <w:b/>
+                <w:bCs/>
+                <w:i w:val="false"/>
+                <w:iCs w:val="false"/>
+                <w:color w:val="000000"/>
+                <w:sz w:val="22"/>
+                <w:szCs w:val="22"/>
               </w:rPr>
               <w:t xml:space="preserve">Exit Ticket / Wrap-Up</w:t>
+            </w:r>
+            <w:r>
+              <w:rPr>
+                <w:rFonts w:ascii="Arial" w:cs="Arial" w:eastAsia="Arial" w:hAnsi="Arial"/>
+                <w:sz w:val="20"/>
+                <w:szCs w:val="20"/>
+              </w:rPr>
+              <w:br/>
+              <w:t xml:space="preserve"/>
+            </w:r>
+            <w:r>
+              <w:rPr>
+                <w:rFonts w:ascii="Arial" w:cs="Arial" w:eastAsia="Arial" w:hAnsi="Arial"/>
+                <w:sz w:val="20"/>
+                <w:szCs w:val="20"/>
+              </w:rPr>
+              <w:br/>
+              <w:t xml:space="preserve"/>
+            </w:r>
+            <w:r>
+              <w:rPr>
+                <w:rFonts w:ascii="Arial" w:cs="Arial" w:eastAsia="Arial" w:hAnsi="Arial"/>
+                <w:b w:val="false"/>
+                <w:bCs w:val="false"/>
+                <w:i w:val="false"/>
+                <w:iCs w:val="false"/>
+                <w:color w:val="000000"/>
+                <w:sz w:val="20"/>
+                <w:szCs w:val="20"/>
+              </w:rPr>
+              <w:t xml:space="preserve">Quick Check: I understand the `global` keyword, why it exists, and why good design avoids it?</w:t>
+            </w:r>
+            <w:r>
+              <w:rPr>
+                <w:rFonts w:ascii="Arial" w:cs="Arial" w:eastAsia="Arial" w:hAnsi="Arial"/>
+                <w:sz w:val="20"/>
+                <w:szCs w:val="20"/>
+              </w:rPr>
+              <w:br/>
+              <w:t xml:space="preserve"/>
+            </w:r>
+            <w:r>
+              <w:rPr>
+                <w:rFonts w:ascii="Arial" w:cs="Arial" w:eastAsia="Arial" w:hAnsi="Arial"/>
+                <w:sz w:val="20"/>
+                <w:szCs w:val="20"/>
+              </w:rPr>
+              <w:br/>
+              <w:t xml:space="preserve"/>
+            </w:r>
+            <w:r>
+              <w:rPr>
+                <w:rFonts w:ascii="Arial" w:cs="Arial" w:eastAsia="Arial" w:hAnsi="Arial"/>
+                <w:b w:val="false"/>
+                <w:bCs w:val="false"/>
+                <w:i/>
+                <w:iCs/>
+                <w:color w:val="555555"/>
+                <w:sz w:val="20"/>
+                <w:szCs w:val="20"/>
+              </w:rPr>
+              <w:t xml:space="preserve">→ 3–2–1: Name 3 things learned, 2 new vocab words, 1 question you still have.</w:t>
             </w:r>
           </w:p>
         </w:tc>
@@ -855,19 +1576,6 @@
                 <w:sz w:val="18"/>
                 <w:szCs w:val="18"/>
               </w:rPr>
-              <w:t xml:space="preserve"># Bad (uses global):</w:t>
-            </w:r>
-          </w:p>
-          <w:p>
-            <w:pPr>
-              <w:spacing w:after="20"/>
-            </w:pPr>
-            <w:r>
-              <w:rPr>
-                <w:rFonts w:ascii="Courier New" w:cs="Courier New" w:eastAsia="Courier New" w:hAnsi="Courier New"/>
-                <w:sz w:val="18"/>
-                <w:szCs w:val="18"/>
-              </w:rPr>
               <w:t xml:space="preserve">score = 0</w:t>
             </w:r>
           </w:p>
@@ -933,7 +1641,7 @@
                 <w:sz w:val="18"/>
                 <w:szCs w:val="18"/>
               </w:rPr>
-              <w:t xml:space="preserve"># Good (uses return):</w:t>
+              <w:t xml:space="preserve"> </w:t>
             </w:r>
           </w:p>
           <w:p>
@@ -1052,19 +1760,6 @@
                 <w:sz w:val="18"/>
                 <w:szCs w:val="18"/>
               </w:rPr>
-              <w:t xml:space="preserve"># Example 1: Using global (works but not recommended)</w:t>
-            </w:r>
-          </w:p>
-          <w:p>
-            <w:pPr>
-              <w:spacing w:after="20"/>
-            </w:pPr>
-            <w:r>
-              <w:rPr>
-                <w:rFonts w:ascii="Courier New" w:cs="Courier New" w:eastAsia="Courier New" w:hAnsi="Courier New"/>
-                <w:sz w:val="18"/>
-                <w:szCs w:val="18"/>
-              </w:rPr>
               <w:t xml:space="preserve">counter = 0</w:t>
             </w:r>
           </w:p>
@@ -1223,19 +1918,6 @@
                 <w:sz w:val="18"/>
                 <w:szCs w:val="18"/>
               </w:rPr>
-              <w:t xml:space="preserve"># Example 2: Better approach—return the new value</w:t>
-            </w:r>
-          </w:p>
-          <w:p>
-            <w:pPr>
-              <w:spacing w:after="20"/>
-            </w:pPr>
-            <w:r>
-              <w:rPr>
-                <w:rFonts w:ascii="Courier New" w:cs="Courier New" w:eastAsia="Courier New" w:hAnsi="Courier New"/>
-                <w:sz w:val="18"/>
-                <w:szCs w:val="18"/>
-              </w:rPr>
               <w:t xml:space="preserve">def increment(current_counter):</w:t>
             </w:r>
           </w:p>
@@ -1368,19 +2050,6 @@
                 <w:sz w:val="18"/>
                 <w:szCs w:val="18"/>
               </w:rPr>
-              <w:t xml:space="preserve"># Example 3: Function composition with returns</w:t>
-            </w:r>
-          </w:p>
-          <w:p>
-            <w:pPr>
-              <w:spacing w:after="20"/>
-            </w:pPr>
-            <w:r>
-              <w:rPr>
-                <w:rFonts w:ascii="Courier New" w:cs="Courier New" w:eastAsia="Courier New" w:hAnsi="Courier New"/>
-                <w:sz w:val="18"/>
-                <w:szCs w:val="18"/>
-              </w:rPr>
               <w:t xml:space="preserve">def calculate_cost(quantity, price_per_item):</w:t>
             </w:r>
           </w:p>
@@ -1459,7 +2128,7 @@
                 <w:sz w:val="18"/>
                 <w:szCs w:val="18"/>
               </w:rPr>
-              <w:t xml:space="preserve"># Chain the functions</w:t>
+              <w:t xml:space="preserve"> </w:t>
             </w:r>
           </w:p>
           <w:p>
@@ -1552,19 +2221,6 @@
                 <w:sz w:val="18"/>
                 <w:szCs w:val="18"/>
               </w:rPr>
-              <w:t xml:space="preserve"># Starter code</w:t>
-            </w:r>
-          </w:p>
-          <w:p>
-            <w:pPr>
-              <w:spacing w:after="20"/>
-            </w:pPr>
-            <w:r>
-              <w:rPr>
-                <w:rFonts w:ascii="Courier New" w:cs="Courier New" w:eastAsia="Courier New" w:hAnsi="Courier New"/>
-                <w:sz w:val="18"/>
-                <w:szCs w:val="18"/>
-              </w:rPr>
               <w:t xml:space="preserve">name = ""</w:t>
             </w:r>
           </w:p>
@@ -1710,19 +2366,6 @@
                 <w:sz w:val="18"/>
                 <w:szCs w:val="18"/>
               </w:rPr>
-              <w:t xml:space="preserve"># Problem 1 Example</w:t>
-            </w:r>
-          </w:p>
-          <w:p>
-            <w:pPr>
-              <w:spacing w:after="20"/>
-            </w:pPr>
-            <w:r>
-              <w:rPr>
-                <w:rFonts w:ascii="Courier New" w:cs="Courier New" w:eastAsia="Courier New" w:hAnsi="Courier New"/>
-                <w:sz w:val="18"/>
-                <w:szCs w:val="18"/>
-              </w:rPr>
               <w:t xml:space="preserve">name = ""</w:t>
             </w:r>
           </w:p>
@@ -1868,19 +2511,6 @@
                 <w:sz w:val="18"/>
                 <w:szCs w:val="18"/>
               </w:rPr>
-              <w:t xml:space="preserve"># Problem 2 Example (Better Design)</w:t>
-            </w:r>
-          </w:p>
-          <w:p>
-            <w:pPr>
-              <w:spacing w:after="20"/>
-            </w:pPr>
-            <w:r>
-              <w:rPr>
-                <w:rFonts w:ascii="Courier New" w:cs="Courier New" w:eastAsia="Courier New" w:hAnsi="Courier New"/>
-                <w:sz w:val="18"/>
-                <w:szCs w:val="18"/>
-              </w:rPr>
               <w:t xml:space="preserve">def set_name(new_name):</w:t>
             </w:r>
           </w:p>
@@ -1990,19 +2620,6 @@
               <w:right w:type="dxa" w:w="160"/>
             </w:tcMar>
           </w:tcPr>
-          <w:p>
-            <w:pPr>
-              <w:spacing w:after="20"/>
-            </w:pPr>
-            <w:r>
-              <w:rPr>
-                <w:rFonts w:ascii="Courier New" w:cs="Courier New" w:eastAsia="Courier New" w:hAnsi="Courier New"/>
-                <w:sz w:val="18"/>
-                <w:szCs w:val="18"/>
-              </w:rPr>
-              <w:t xml:space="preserve"># Problem 3 Example</w:t>
-            </w:r>
-          </w:p>
           <w:p>
             <w:pPr>
               <w:spacing w:after="20"/>

--- a/Coding 1 - year/Unit 5 - Functions and Modularity/Daily Lesson Plans/Word/Day 102.docx
+++ b/Coding 1 - year/Unit 5 - Functions and Modularity/Daily Lesson Plans/Word/Day 102.docx
@@ -380,7 +380,7 @@
                 <w:sz w:val="20"/>
                 <w:szCs w:val="20"/>
               </w:rPr>
-              <w:t xml:space="preserve">    In your own words: I understand the `global` keyword, why it exists, and why good design avoids it?</w:t>
+              <w:t xml:space="preserve">    Think about The Global Keyword and Why to Avoid It. Where might you use this in a real project, and why would it matter?</w:t>
             </w:r>
             <w:r>
               <w:rPr>
@@ -477,7 +477,7 @@
                 <w:sz w:val="20"/>
                 <w:szCs w:val="20"/>
               </w:rPr>
-              <w:t xml:space="preserve">Today's Goal: By the end of class you will be able to I understand the `global` keyword, why it exists, and why good design avoids it.</w:t>
+              <w:t xml:space="preserve">Today’s Goal: By the end of class you will be able to I understand the `global` keyword, why it exists, and why good design avoids it.</w:t>
             </w:r>
             <w:r>
               <w:rPr>
@@ -1225,7 +1225,7 @@
                 <w:sz w:val="20"/>
                 <w:szCs w:val="20"/>
               </w:rPr>
-              <w:t xml:space="preserve">Quick Check: I understand the `global` keyword, why it exists, and why good design avoids it?</w:t>
+              <w:t xml:space="preserve">What is one important thing you learned about The Global Keyword and Why to Avoid It today? How would you explain it to someone?</w:t>
             </w:r>
             <w:r>
               <w:rPr>
